--- a/BaoCaoTheoMauGoc/KichBan_BaoCao_3Nguoi/Nguoi_2_GiaoDien_ChucNang.docx
+++ b/BaoCaoTheoMauGoc/KichBan_BaoCao_3Nguoi/Nguoi_2_GiaoDien_ChucNang.docx
@@ -225,6 +225,364 @@
           <w:sz w:val="22"/>
         </w:rPr>
         <w:t>Tóm lại, phần giao diện không chỉ để hiển thị đẹp, mà được thiết kế theo đúng luồng nghiệp vụ: đăng nhập, xem tổng quan, quản lý nhân viên, xử lý chấm công, nghỉ phép, đánh giá, bảng lương, báo cáo và thông báo nội bộ.</w:t>
+      </w:r>
+    </w:p>
+    <w:p>
+      <w:pPr>
+        <w:pStyle w:val="Heading1"/>
+      </w:pPr>
+      <w:r>
+        <w:rPr>
+          <w:rFonts w:ascii="Arial" w:hAnsi="Arial"/>
+          <w:b/>
+          <w:color w:val="0F766E"/>
+          <w:sz w:val="28"/>
+        </w:rPr>
+        <w:t>Bản đọc chi tiết mở rộng</w:t>
+      </w:r>
+    </w:p>
+    <w:p>
+      <w:pPr>
+        <w:jc w:val="both"/>
+      </w:pPr>
+      <w:r>
+        <w:rPr>
+          <w:rFonts w:ascii="Arial" w:hAnsi="Arial"/>
+          <w:b w:val="0"/>
+          <w:sz w:val="22"/>
+        </w:rPr>
+        <w:t>Phần này dùng khi cần trình bày đầy đủ hơn. Người báo cáo có thể đọc theo thứ tự, hoặc chọn các mục phù hợp nếu thời gian bị rút ngắn.</w:t>
+      </w:r>
+    </w:p>
+    <w:p>
+      <w:pPr>
+        <w:pStyle w:val="Heading2"/>
+      </w:pPr>
+      <w:r>
+        <w:rPr>
+          <w:rFonts w:ascii="Arial" w:hAnsi="Arial"/>
+          <w:b/>
+          <w:color w:val="2563EB"/>
+          <w:sz w:val="24"/>
+        </w:rPr>
+        <w:t>1. Công nghệ giao diện và ý tưởng thiết kế</w:t>
+      </w:r>
+    </w:p>
+    <w:p>
+      <w:pPr>
+        <w:jc w:val="both"/>
+      </w:pPr>
+      <w:r>
+        <w:rPr>
+          <w:rFonts w:ascii="Arial" w:hAnsi="Arial"/>
+          <w:b w:val="0"/>
+          <w:sz w:val="22"/>
+        </w:rPr>
+        <w:t>Phần giao diện của hệ thống được xây dựng bằng WPF trên .NET 10. WPF cho phép thiết kế giao diện bằng XAML, hỗ trợ data binding, DataGrid, style, control template và bố cục linh hoạt. Điều này phù hợp với một phần mềm quản lý có nhiều bảng dữ liệu và form nhập liệu.</w:t>
+      </w:r>
+    </w:p>
+    <w:p>
+      <w:pPr>
+        <w:jc w:val="both"/>
+      </w:pPr>
+      <w:r>
+        <w:rPr>
+          <w:rFonts w:ascii="Arial" w:hAnsi="Arial"/>
+          <w:b w:val="0"/>
+          <w:sz w:val="22"/>
+        </w:rPr>
+        <w:t>Ý tưởng thiết kế giao diện là chia hệ thống thành các phân hệ rõ ràng. Người dùng sau khi đăng nhập sẽ không phải tìm chức năng rải rác, mà đi theo thanh điều hướng bên trái. Vùng bên phải thay đổi nội dung theo phân hệ đang chọn. Cách thiết kế này giống các phần mềm quản trị nội bộ, giúp dễ demo và dễ sử dụng.</w:t>
+      </w:r>
+    </w:p>
+    <w:p>
+      <w:pPr>
+        <w:jc w:val="both"/>
+      </w:pPr>
+      <w:r>
+        <w:rPr>
+          <w:rFonts w:ascii="Arial" w:hAnsi="Arial"/>
+          <w:b w:val="0"/>
+          <w:sz w:val="22"/>
+        </w:rPr>
+        <w:t>Trong App.xaml, nhóm khai báo màu sắc, kiểu nút, ô nhập liệu, DataGrid và nạp theme PresentationFramework.Fluent. Vì vậy có thể trình bày rằng giao diện được xây dựng bằng WPF XAML, sử dụng Fluent theme và tùy biến lại theo phong cách quản trị nhân sự.</w:t>
+      </w:r>
+    </w:p>
+    <w:p>
+      <w:pPr>
+        <w:pStyle w:val="Heading2"/>
+      </w:pPr>
+      <w:r>
+        <w:rPr>
+          <w:rFonts w:ascii="Arial" w:hAnsi="Arial"/>
+          <w:b/>
+          <w:color w:val="2563EB"/>
+          <w:sz w:val="24"/>
+        </w:rPr>
+        <w:t>2. Màn hình đăng nhập</w:t>
+      </w:r>
+    </w:p>
+    <w:p>
+      <w:pPr>
+        <w:jc w:val="both"/>
+      </w:pPr>
+      <w:r>
+        <w:rPr>
+          <w:rFonts w:ascii="Arial" w:hAnsi="Arial"/>
+          <w:b w:val="0"/>
+          <w:sz w:val="22"/>
+        </w:rPr>
+        <w:t>Màn hình đăng nhập là điểm vào đầu tiên của hệ thống. Bên trái có khối nhận diện HR và mô tả ngắn về nền tảng quản trị nhân sự. Bên phải là form đăng nhập gồm tên đăng nhập, mật khẩu, vùng hiển thị thông báo và nút đăng nhập, thoát.</w:t>
+      </w:r>
+    </w:p>
+    <w:p>
+      <w:pPr>
+        <w:jc w:val="both"/>
+      </w:pPr>
+      <w:r>
+        <w:rPr>
+          <w:rFonts w:ascii="Arial" w:hAnsi="Arial"/>
+          <w:b w:val="0"/>
+          <w:sz w:val="22"/>
+        </w:rPr>
+        <w:t>Điểm cần nói khi demo là màn hình đăng nhập không chỉ để nhập tài khoản, mà còn kết nối với phần xác thực. Khi bấm đăng nhập, code trong LoginWindow.xaml.cs gọi KhoXacThuc để kiểm tra tài khoản trong SQL Server. Nếu đăng nhập sai, giao diện hiển thị thông báo lỗi. Nếu đăng nhập đúng, chương trình mở MainWindow và truyền phiên đăng nhập sang màn hình chính.</w:t>
+      </w:r>
+    </w:p>
+    <w:p>
+      <w:pPr>
+        <w:pStyle w:val="Heading2"/>
+      </w:pPr>
+      <w:r>
+        <w:rPr>
+          <w:rFonts w:ascii="Arial" w:hAnsi="Arial"/>
+          <w:b/>
+          <w:color w:val="2563EB"/>
+          <w:sz w:val="24"/>
+        </w:rPr>
+        <w:t>3. Màn hình chính và thanh điều hướng</w:t>
+      </w:r>
+    </w:p>
+    <w:p>
+      <w:pPr>
+        <w:jc w:val="both"/>
+      </w:pPr>
+      <w:r>
+        <w:rPr>
+          <w:rFonts w:ascii="Arial" w:hAnsi="Arial"/>
+          <w:b w:val="0"/>
+          <w:sz w:val="22"/>
+        </w:rPr>
+        <w:t>Màn hình chính được thiết kế trong MainWindow.xaml. Bố cục gồm sidebar bên trái và vùng nội dung bên phải. Sidebar có logo, thông tin phiên làm việc, vai trò người dùng, phạm vi dữ liệu và danh sách phân hệ. Đây là nơi người dùng chuyển giữa Tổng quan, Tuyển dụng, Hồ sơ nhân viên, Phòng ban, Chấm công, Nghỉ phép, Đánh giá, Bảng lương, Báo cáo và Cài đặt tài khoản.</w:t>
+      </w:r>
+    </w:p>
+    <w:p>
+      <w:pPr>
+        <w:jc w:val="both"/>
+      </w:pPr>
+      <w:r>
+        <w:rPr>
+          <w:rFonts w:ascii="Arial" w:hAnsi="Arial"/>
+          <w:b w:val="0"/>
+          <w:sz w:val="22"/>
+        </w:rPr>
+        <w:t>Mỗi mục trên sidebar được binding với lệnh ChonMucLenh trong ViewModel. Khi người dùng chọn một mục, ViewModel đổi trạng thái mục đang chọn và giao diện hiển thị đúng vùng nội dung tương ứng. Các mục cũng có ràng buộc quyền, ví dụ Cài đặt tài khoản chỉ bật với Admin, Bảng lương tùy theo quyền xử lý bảng lương.</w:t>
+      </w:r>
+    </w:p>
+    <w:p>
+      <w:pPr>
+        <w:pStyle w:val="Heading2"/>
+      </w:pPr>
+      <w:r>
+        <w:rPr>
+          <w:rFonts w:ascii="Arial" w:hAnsi="Arial"/>
+          <w:b/>
+          <w:color w:val="2563EB"/>
+          <w:sz w:val="24"/>
+        </w:rPr>
+        <w:t>4. Dashboard tổng quan</w:t>
+      </w:r>
+    </w:p>
+    <w:p>
+      <w:pPr>
+        <w:jc w:val="both"/>
+      </w:pPr>
+      <w:r>
+        <w:rPr>
+          <w:rFonts w:ascii="Arial" w:hAnsi="Arial"/>
+          <w:b w:val="0"/>
+          <w:sz w:val="22"/>
+        </w:rPr>
+        <w:t>Trang Tổng quan là màn hình giúp người quản lý xem nhanh tình hình hệ thống. Giao diện có các thẻ thống kê như tổng nhân sự, quân số hiện diện, số thông báo, số lượt chấm công, nghỉ phép và phiếu lương trong kỳ.</w:t>
+      </w:r>
+    </w:p>
+    <w:p>
+      <w:pPr>
+        <w:jc w:val="both"/>
+      </w:pPr>
+      <w:r>
+        <w:rPr>
+          <w:rFonts w:ascii="Arial" w:hAnsi="Arial"/>
+          <w:b w:val="0"/>
+          <w:sz w:val="22"/>
+        </w:rPr>
+        <w:t>Ngoài các con số, dashboard còn có biểu đồ. File BieuDoDashboard.cs tự vẽ các biểu đồ như biểu đồ tròn nhân sự, biểu đồ đường lương và biểu đồ cột ứng viên. Khi báo cáo, có thể chỉ vào phần này để chứng minh giao diện không chỉ là bảng dữ liệu mà còn có trực quan hóa.</w:t>
+      </w:r>
+    </w:p>
+    <w:p>
+      <w:pPr>
+        <w:jc w:val="both"/>
+      </w:pPr>
+      <w:r>
+        <w:rPr>
+          <w:rFonts w:ascii="Arial" w:hAnsi="Arial"/>
+          <w:b w:val="0"/>
+          <w:sz w:val="22"/>
+        </w:rPr>
+        <w:t>Dashboard cũng có trung tâm thông báo. Người dùng có thể xem thông báo mới, lọc thông báo chưa đọc và mở thông báo có tệp đính kèm.</w:t>
+      </w:r>
+    </w:p>
+    <w:p>
+      <w:pPr>
+        <w:pStyle w:val="Heading2"/>
+      </w:pPr>
+      <w:r>
+        <w:rPr>
+          <w:rFonts w:ascii="Arial" w:hAnsi="Arial"/>
+          <w:b/>
+          <w:color w:val="2563EB"/>
+          <w:sz w:val="24"/>
+        </w:rPr>
+        <w:t>5. Các phân hệ nghiệp vụ</w:t>
+      </w:r>
+    </w:p>
+    <w:p>
+      <w:pPr>
+        <w:jc w:val="both"/>
+      </w:pPr>
+      <w:r>
+        <w:rPr>
+          <w:rFonts w:ascii="Arial" w:hAnsi="Arial"/>
+          <w:b w:val="0"/>
+          <w:sz w:val="22"/>
+        </w:rPr>
+        <w:t>Phân hệ Hồ sơ nhân viên dùng DataGrid để hiển thị danh sách và form để thêm/sửa nhân viên. Các trường quan trọng gồm mã nhân viên, họ tên, phòng ban, vị trí, ngày sinh, ngày vào làm, trạng thái làm việc, thông tin liên hệ, ngân hàng và căn cước.</w:t>
+      </w:r>
+    </w:p>
+    <w:p>
+      <w:pPr>
+        <w:jc w:val="both"/>
+      </w:pPr>
+      <w:r>
+        <w:rPr>
+          <w:rFonts w:ascii="Arial" w:hAnsi="Arial"/>
+          <w:b w:val="0"/>
+          <w:sz w:val="22"/>
+        </w:rPr>
+        <w:t>Phân hệ Phòng ban cho phép quản lý cơ cấu tổ chức. Người dùng có thể thêm phòng ban, sửa phòng ban, xóa phòng ban nếu chưa có nhân viên và gán trưởng phòng. Phần này liên quan trực tiếp đến phân quyền theo phạm vi phòng ban.</w:t>
+      </w:r>
+    </w:p>
+    <w:p>
+      <w:pPr>
+        <w:jc w:val="both"/>
+      </w:pPr>
+      <w:r>
+        <w:rPr>
+          <w:rFonts w:ascii="Arial" w:hAnsi="Arial"/>
+          <w:b w:val="0"/>
+          <w:sz w:val="22"/>
+        </w:rPr>
+        <w:t>Phân hệ Ứng viên mô phỏng quy trình tuyển dụng. Ứng viên có thể được thêm mới, chuyển giai đoạn và khi đạt yêu cầu thì chuyển thành nhân viên. Đây là luồng nghiệp vụ từ tuyển dụng sang hồ sơ nhân sự.</w:t>
+      </w:r>
+    </w:p>
+    <w:p>
+      <w:pPr>
+        <w:jc w:val="both"/>
+      </w:pPr>
+      <w:r>
+        <w:rPr>
+          <w:rFonts w:ascii="Arial" w:hAnsi="Arial"/>
+          <w:b w:val="0"/>
+          <w:sz w:val="22"/>
+        </w:rPr>
+        <w:t>Phân hệ Chấm công cho phép vào ca, ra ca, điều chỉnh công và xem trạng thái công. Phân hệ Nghỉ phép cho phép tạo đơn, duyệt hoặc từ chối. Hai phân hệ này ảnh hưởng tới quân số hiện diện và tính lương.</w:t>
+      </w:r>
+    </w:p>
+    <w:p>
+      <w:pPr>
+        <w:jc w:val="both"/>
+      </w:pPr>
+      <w:r>
+        <w:rPr>
+          <w:rFonts w:ascii="Arial" w:hAnsi="Arial"/>
+          <w:b w:val="0"/>
+          <w:sz w:val="22"/>
+        </w:rPr>
+        <w:t>Phân hệ Đánh giá cho phép tạo đánh giá năng lực theo kỳ, nhập điểm, nhận xét và chốt kết quả. Phân hệ Bảng lương dùng dữ liệu lương cơ bản, phụ cấp, khấu trừ, ngày công và nghỉ phép để tạo phiếu lương.</w:t>
+      </w:r>
+    </w:p>
+    <w:p>
+      <w:pPr>
+        <w:jc w:val="both"/>
+      </w:pPr>
+      <w:r>
+        <w:rPr>
+          <w:rFonts w:ascii="Arial" w:hAnsi="Arial"/>
+          <w:b w:val="0"/>
+          <w:sz w:val="22"/>
+        </w:rPr>
+        <w:t>Phân hệ Báo cáo cho phép xuất báo cáo hồ sơ, chấm công, nghỉ phép và lương. Khi người dùng bấm xuất, hệ thống tạo tài liệu theo định dạng được chọn như Word, Excel, PDF, PowerPoint hoặc văn bản.</w:t>
+      </w:r>
+    </w:p>
+    <w:p>
+      <w:pPr>
+        <w:pStyle w:val="Heading2"/>
+      </w:pPr>
+      <w:r>
+        <w:rPr>
+          <w:rFonts w:ascii="Arial" w:hAnsi="Arial"/>
+          <w:b/>
+          <w:color w:val="2563EB"/>
+          <w:sz w:val="24"/>
+        </w:rPr>
+        <w:t>6. Binding, ViewModel và trải nghiệm sử dụng</w:t>
+      </w:r>
+    </w:p>
+    <w:p>
+      <w:pPr>
+        <w:jc w:val="both"/>
+      </w:pPr>
+      <w:r>
+        <w:rPr>
+          <w:rFonts w:ascii="Arial" w:hAnsi="Arial"/>
+          <w:b w:val="0"/>
+          <w:sz w:val="22"/>
+        </w:rPr>
+        <w:t>Điểm kỹ thuật quan trọng trong phần giao diện là data binding. Các bảng, form, bộ lọc, nút bấm và trạng thái hiển thị đều liên kết với ManHinhChinhViewModel.cs. Khi dữ liệu thay đổi, giao diện tự cập nhật thông qua INotifyPropertyChanged và ObservableCollection.</w:t>
+      </w:r>
+    </w:p>
+    <w:p>
+      <w:pPr>
+        <w:jc w:val="both"/>
+      </w:pPr>
+      <w:r>
+        <w:rPr>
+          <w:rFonts w:ascii="Arial" w:hAnsi="Arial"/>
+          <w:b w:val="0"/>
+          <w:sz w:val="22"/>
+        </w:rPr>
+        <w:t>Ví dụ khi chọn một nhân viên trong DataGrid, thuộc tính NhanVienDangChon thay đổi, các nút sửa/xóa/tính lương được làm mới trạng thái. Khi lọc phòng ban hoặc nhập từ khóa tìm kiếm, ICollectionView refresh lại danh sách hiển thị. Nhờ vậy giao diện phản hồi theo thao tác người dùng.</w:t>
+      </w:r>
+    </w:p>
+    <w:p>
+      <w:pPr>
+        <w:jc w:val="both"/>
+      </w:pPr>
+      <w:r>
+        <w:rPr>
+          <w:rFonts w:ascii="Arial" w:hAnsi="Arial"/>
+          <w:b w:val="0"/>
+          <w:sz w:val="22"/>
+        </w:rPr>
+        <w:t>Kết luận phần này là giao diện được thiết kế không chỉ đẹp mắt, mà bám theo luồng nghiệp vụ thật: xem tổng quan, nhập liệu, lọc dữ liệu, thao tác nghiệp vụ, nhận thông báo và xuất báo cáo.</w:t>
       </w:r>
     </w:p>
     <w:p>
@@ -779,6 +1137,196 @@
       </w:tr>
     </w:tbl>
     <w:p/>
+    <w:p>
+      <w:pPr>
+        <w:pStyle w:val="Heading1"/>
+      </w:pPr>
+      <w:r>
+        <w:rPr>
+          <w:rFonts w:ascii="Arial" w:hAnsi="Arial"/>
+          <w:b/>
+          <w:color w:val="0F766E"/>
+          <w:sz w:val="28"/>
+        </w:rPr>
+        <w:t>Checklist khi đứng báo cáo</w:t>
+      </w:r>
+    </w:p>
+    <w:tbl>
+      <w:tblPr>
+        <w:tblStyle w:val="TableGrid"/>
+        <w:tblW w:type="auto" w:w="0"/>
+        <w:tblLook w:firstColumn="1" w:firstRow="1" w:lastColumn="0" w:lastRow="0" w:noHBand="0" w:noVBand="1" w:val="04A0"/>
+      </w:tblPr>
+      <w:tblGrid>
+        <w:gridCol w:w="4896"/>
+        <w:gridCol w:w="4896"/>
+      </w:tblGrid>
+      <w:tr>
+        <w:tc>
+          <w:tcPr>
+            <w:tcW w:type="dxa" w:w="4896"/>
+            <w:shd w:fill="1F4E79"/>
+          </w:tcPr>
+          <w:p>
+            <w:r>
+              <w:rPr>
+                <w:rFonts w:ascii="Arial" w:hAnsi="Arial"/>
+                <w:b/>
+                <w:color w:val="FFFFFF"/>
+                <w:sz w:val="20"/>
+              </w:rPr>
+              <w:t>Việc cần làm</w:t>
+            </w:r>
+          </w:p>
+        </w:tc>
+        <w:tc>
+          <w:tcPr>
+            <w:tcW w:type="dxa" w:w="4896"/>
+            <w:shd w:fill="1F4E79"/>
+          </w:tcPr>
+          <w:p>
+            <w:r>
+              <w:rPr>
+                <w:rFonts w:ascii="Arial" w:hAnsi="Arial"/>
+                <w:b/>
+                <w:color w:val="FFFFFF"/>
+                <w:sz w:val="20"/>
+              </w:rPr>
+              <w:t>Nói/chỉ như thế nào</w:t>
+            </w:r>
+          </w:p>
+        </w:tc>
+      </w:tr>
+      <w:tr>
+        <w:tc>
+          <w:tcPr>
+            <w:tcW w:type="dxa" w:w="4896"/>
+          </w:tcPr>
+          <w:p>
+            <w:r>
+              <w:rPr>
+                <w:rFonts w:ascii="Arial" w:hAnsi="Arial"/>
+                <w:b w:val="0"/>
+                <w:sz w:val="20"/>
+              </w:rPr>
+              <w:t>Demo đăng nhập</w:t>
+            </w:r>
+          </w:p>
+        </w:tc>
+        <w:tc>
+          <w:tcPr>
+            <w:tcW w:type="dxa" w:w="4896"/>
+          </w:tcPr>
+          <w:p>
+            <w:r>
+              <w:rPr>
+                <w:rFonts w:ascii="Arial" w:hAnsi="Arial"/>
+                <w:b w:val="0"/>
+                <w:sz w:val="20"/>
+              </w:rPr>
+              <w:t>Mở LoginWindow hoặc chạy app, nói màn hình đăng nhập kết nối xác thực.</w:t>
+            </w:r>
+          </w:p>
+        </w:tc>
+      </w:tr>
+      <w:tr>
+        <w:tc>
+          <w:tcPr>
+            <w:tcW w:type="dxa" w:w="4896"/>
+          </w:tcPr>
+          <w:p>
+            <w:r>
+              <w:rPr>
+                <w:rFonts w:ascii="Arial" w:hAnsi="Arial"/>
+                <w:b w:val="0"/>
+                <w:sz w:val="20"/>
+              </w:rPr>
+              <w:t>Demo sidebar</w:t>
+            </w:r>
+          </w:p>
+        </w:tc>
+        <w:tc>
+          <w:tcPr>
+            <w:tcW w:type="dxa" w:w="4896"/>
+          </w:tcPr>
+          <w:p>
+            <w:r>
+              <w:rPr>
+                <w:rFonts w:ascii="Arial" w:hAnsi="Arial"/>
+                <w:b w:val="0"/>
+                <w:sz w:val="20"/>
+              </w:rPr>
+              <w:t>Chỉ menu phân hệ trong MainWindow.xaml hoặc trên app.</w:t>
+            </w:r>
+          </w:p>
+        </w:tc>
+      </w:tr>
+      <w:tr>
+        <w:tc>
+          <w:tcPr>
+            <w:tcW w:type="dxa" w:w="4896"/>
+          </w:tcPr>
+          <w:p>
+            <w:r>
+              <w:rPr>
+                <w:rFonts w:ascii="Arial" w:hAnsi="Arial"/>
+                <w:b w:val="0"/>
+                <w:sz w:val="20"/>
+              </w:rPr>
+              <w:t>Demo chức năng</w:t>
+            </w:r>
+          </w:p>
+        </w:tc>
+        <w:tc>
+          <w:tcPr>
+            <w:tcW w:type="dxa" w:w="4896"/>
+          </w:tcPr>
+          <w:p>
+            <w:r>
+              <w:rPr>
+                <w:rFonts w:ascii="Arial" w:hAnsi="Arial"/>
+                <w:b w:val="0"/>
+                <w:sz w:val="20"/>
+              </w:rPr>
+              <w:t>Chọn Nhân viên, Chấm công, Nghỉ phép, Bảng lương, Báo cáo để thầy thấy luồng đầy đủ.</w:t>
+            </w:r>
+          </w:p>
+        </w:tc>
+      </w:tr>
+      <w:tr>
+        <w:tc>
+          <w:tcPr>
+            <w:tcW w:type="dxa" w:w="4896"/>
+          </w:tcPr>
+          <w:p>
+            <w:r>
+              <w:rPr>
+                <w:rFonts w:ascii="Arial" w:hAnsi="Arial"/>
+                <w:b w:val="0"/>
+                <w:sz w:val="20"/>
+              </w:rPr>
+              <w:t>Nói kỹ thuật</w:t>
+            </w:r>
+          </w:p>
+        </w:tc>
+        <w:tc>
+          <w:tcPr>
+            <w:tcW w:type="dxa" w:w="4896"/>
+          </w:tcPr>
+          <w:p>
+            <w:r>
+              <w:rPr>
+                <w:rFonts w:ascii="Arial" w:hAnsi="Arial"/>
+                <w:b w:val="0"/>
+                <w:sz w:val="20"/>
+              </w:rPr>
+              <w:t>Chỉ App.xaml, ManHinhChinhViewModel.cs, BieuDoDashboard.cs.</w:t>
+            </w:r>
+          </w:p>
+        </w:tc>
+      </w:tr>
+    </w:tbl>
+    <w:p/>
     <w:sectPr>
       <w:footerReference w:type="default" r:id="rId9"/>
       <w:pgSz w:w="12240" w:h="15840"/>
